--- a/docs/audits/VANTORA-Multi-UoM-UI-Permission-Audit.docx
+++ b/docs/audits/VANTORA-Multi-UoM-UI-Permission-Audit.docx
@@ -74,7 +74,7 @@
           <w:color w:val="1F2A44"/>
           <w:sz w:val="28"/>
         </w:rPr>
-        <w:t>Verdict</w:t>
+        <w:t>Verdict (updated — gap CLOSED)</w:t>
       </w:r>
     </w:p>
     <w:p>
@@ -85,7 +85,7 @@
           <w:color w:val="1A1A1A"/>
           <w:sz w:val="20"/>
         </w:rPr>
-        <w:t>Most of the IMPLEMENTED multi-UoM surface is correctly exposed end-to-end (backend → API → UI → nav → permission). Three items are NOT yet UI-exposed, but only ONE is a true 'backend-only' gap to close before U3 — the other two are intentionally not-yet-built (the U3/U4 sell/buy flows) and the U2 line columns (dormant foundation by design).</w:t>
+        <w:t>Most of the IMPLEMENTED multi-UoM surface is correctly exposed end-to-end (backend → API → UI → nav → permission). The single 'backend-only' configuration gap has now been CLOSED: the product UoM-governance fields are in the FMCG product form behind uom.manage. The two remaining un-exposed items are intentionally not-yet-built (the U3/U4 sell/buy flows) plus the U2 line columns (dormant foundation by design).</w:t>
       </w:r>
     </w:p>
     <w:tbl>
@@ -179,7 +179,7 @@
               <w:rPr>
                 <w:sz w:val="15"/>
               </w:rPr>
-              <w:t>5</w:t>
+              <w:t>6</w:t>
             </w:r>
           </w:p>
         </w:tc>
@@ -193,7 +193,7 @@
               <w:rPr>
                 <w:sz w:val="15"/>
               </w:rPr>
-              <w:t>Alt-UoMs (settings/uom) · Base unit (product form) · Price-by-UoM (price-book) · UoM conversion · Enable flag (settings/features)</w:t>
+              <w:t>Alt-UoMs (settings/uom) · Base unit (product form) · Product UoM-governance (product form — NOW ADDED) · Price-by-UoM (price-book) · UoM conversion · Enable flag (settings/features)</w:t>
             </w:r>
           </w:p>
         </w:tc>
@@ -202,7 +202,7 @@
         <w:tc>
           <w:tcPr>
             <w:tcW w:type="dxa" w:w="2304"/>
-            <w:shd w:val="clear" w:color="auto" w:fill="F8E3E3"/>
+            <w:shd w:val="clear" w:color="auto" w:fill="E5F2E9"/>
           </w:tcPr>
           <w:p>
             <w:r/>
@@ -225,7 +225,7 @@
               <w:rPr>
                 <w:sz w:val="15"/>
               </w:rPr>
-              <w:t>1</w:t>
+              <w:t>0</w:t>
             </w:r>
           </w:p>
         </w:tc>
@@ -240,7 +240,7 @@
               <w:rPr>
                 <w:sz w:val="15"/>
               </w:rPr>
-              <w:t>Product UoM-governance fields (purchase/default-sell UoM, sell_mode, allow_fractional) not in the FMCG product form</w:t>
+              <w:t>— (closed: Default Sell Unit / Purchase Unit / Sell Mode / Allow Fractional added to the product form behind uom.manage)</w:t>
             </w:r>
           </w:p>
         </w:tc>
@@ -1142,7 +1142,7 @@
               <w:rPr>
                 <w:sz w:val="14"/>
               </w:rPr>
-              <w:t>upsertProduct (partial)</w:t>
+              <w:t>upsertProduct (gated)</w:t>
             </w:r>
           </w:p>
         </w:tc>
@@ -1157,7 +1157,7 @@
               <w:rPr>
                 <w:sz w:val="14"/>
               </w:rPr>
-              <w:t>NONE in FMCG form (pharmacy onboarding only)</w:t>
+              <w:t>product form 'Units &amp; Selling' section</w:t>
             </w:r>
           </w:p>
         </w:tc>
@@ -1172,7 +1172,7 @@
               <w:rPr>
                 <w:sz w:val="14"/>
               </w:rPr>
-              <w:t>—</w:t>
+              <w:t>Products</w:t>
             </w:r>
           </w:p>
         </w:tc>
@@ -1187,7 +1187,7 @@
               <w:rPr>
                 <w:sz w:val="14"/>
               </w:rPr>
-              <w:t>uom.manage (would-be)</w:t>
+              <w:t>uom.manage</w:t>
             </w:r>
           </w:p>
         </w:tc>
@@ -1202,14 +1202,14 @@
               <w:rPr>
                 <w:sz w:val="14"/>
               </w:rPr>
-              <w:t>NO</w:t>
+              <w:t>Yes</w:t>
             </w:r>
           </w:p>
         </w:tc>
         <w:tc>
           <w:tcPr>
             <w:tcW w:type="dxa" w:w="1224"/>
-            <w:shd w:val="clear" w:color="auto" w:fill="F8E3E3"/>
+            <w:shd w:val="clear" w:color="auto" w:fill="E5F2E9"/>
           </w:tcPr>
           <w:p>
             <w:r/>
@@ -1217,7 +1217,7 @@
               <w:rPr>
                 <w:sz w:val="14"/>
               </w:rPr>
-              <w:t>GAP</w:t>
+              <w:t>EXPOSED (now)</w:t>
             </w:r>
           </w:p>
         </w:tc>
@@ -1590,7 +1590,7 @@
           <w:color w:val="1F2A44"/>
           <w:sz w:val="36"/>
         </w:rPr>
-        <w:t>2 · The one gap to close before U3</w:t>
+        <w:t>2 · The gap — now CLOSED</w:t>
       </w:r>
     </w:p>
     <w:p>
@@ -1603,7 +1603,7 @@
           <w:color w:val="1B4F9E"/>
           <w:sz w:val="22"/>
         </w:rPr>
-        <w:t>Product UoM-governance fields are not in the FMCG product form</w:t>
+        <w:t>Product UoM-governance fields added to the FMCG product form</w:t>
       </w:r>
     </w:p>
     <w:p>
@@ -1611,21 +1611,10 @@
         <w:rPr>
           <w:b w:val="0"/>
           <w:i w:val="0"/>
-          <w:color w:val="B31B1B"/>
+          <w:color w:val="1B7F3B"/>
           <w:sz w:val="20"/>
         </w:rPr>
-        <w:t>The standard product create/edit form (products-manager.tsx) lets you set the base unit (the 'unit' field → base_uom) but NOT: purchase_uom, default_sell_uom, sell_mode (base | sales | all) and allow_fractional. Those catalog columns are only set today via the pharmacy onboarding wizard — so for an FMCG product they are effectively DATABASE-ONLY.</w:t>
-      </w:r>
-    </w:p>
-    <w:p>
-      <w:r>
-        <w:rPr>
-          <w:b w:val="0"/>
-          <w:i w:val="0"/>
-          <w:color w:val="1A1A1A"/>
-          <w:sz w:val="20"/>
-        </w:rPr>
-        <w:t>Why it matters for U3: sell_mode decides WHICH units a product may be sold in, and allow_fractional governs Kg/Gram (half-unit) sales. U3's sell-by-UoM picker needs these configured per product — without a UI an FMCG admin cannot set them. The alternate units themselves (carton/inner/piece + factor + barcode) ARE manageable (settings/uom), and prices-by-UoM ARE manageable (price-book) — this is the missing piece of the configuration triangle.</w:t>
+        <w:t>Previously the standard product form set the base unit ('unit') but NOT purchase_uom / default_sell_uom / sell_mode / allow_fractional — those were database-only for FMCG (set only via the pharmacy onboarding wizard). This is now fixed.</w:t>
       </w:r>
     </w:p>
     <w:p>
@@ -1638,7 +1627,7 @@
           <w:color w:val="1B4F9E"/>
           <w:sz w:val="22"/>
         </w:rPr>
-        <w:t>Recommended fix (small, additive — do BEFORE U3)</w:t>
+        <w:t>What shipped</w:t>
       </w:r>
     </w:p>
     <w:p>
@@ -1651,7 +1640,7 @@
           <w:color w:val="1A1A1A"/>
           <w:sz w:val="18"/>
         </w:rPr>
-        <w:t>Add a 'Units &amp; selling' section to the product form (or extend settings/uom per product) exposing: default sell unit, purchase unit, sell mode (base/sales/all), allow fractional. Gate by uom.manage. ~half-day; additive; no schema change (columns already exist).</w:t>
+        <w:t>A 'Units &amp; Selling' section on the product create/edit form exposing: Default Sell Unit, Purchase Unit, Sell Mode (base | sales | all) and Allow Fractional. Rendered ONLY for users with uom.manage.</w:t>
       </w:r>
     </w:p>
     <w:p>
@@ -1664,7 +1653,31 @@
           <w:color w:val="1A1A1A"/>
           <w:sz w:val="18"/>
         </w:rPr>
-        <w:t>Optional: surface the per-product alternate-UoM editor inline on the product page (today it's a separate settings/uom screen) so the whole UoM setup for a product is in one place.</w:t>
+        <w:t>upsertProduct writes these four columns ONLY when the caller holds uom.manage (otherwise the columns are left untouched — preserved on edit, DB-default on create), mirroring the U-4 sensitive-field pattern.</w:t>
+      </w:r>
+    </w:p>
+    <w:p>
+      <w:pPr>
+        <w:pStyle w:val="ListBullet"/>
+      </w:pPr>
+      <w:r>
+        <w:rPr>
+          <w:b w:val="0"/>
+          <w:color w:val="1A1A1A"/>
+          <w:sz w:val="18"/>
+        </w:rPr>
+        <w:t>ar/en labels added; the existing columns are reused (no schema change). Demo pilot products were finished with default-sell/purchase units + sell_mode so U3 has fully-configured products to test.</w:t>
+      </w:r>
+    </w:p>
+    <w:p>
+      <w:r>
+        <w:rPr>
+          <w:b w:val="0"/>
+          <w:i/>
+          <w:color w:val="555555"/>
+          <w:sz w:val="18"/>
+        </w:rPr>
+        <w:t>Why it mattered for U3: sell_mode decides which units a product may be sold in, and allow_fractional governs Kg/Gram sales — U3's sell-by-UoM picker reads both. The configuration triangle (alternate units in settings/uom, prices in price-book, governance in the product form) is now complete and UI-exposed.</w:t>
       </w:r>
     </w:p>
     <w:p>
@@ -2058,7 +2071,7 @@
           <w:color w:val="1F2A44"/>
           <w:sz w:val="36"/>
         </w:rPr>
-        <w:t>6 · Recommendation</w:t>
+        <w:t>6 · Status — cleared for U3</w:t>
       </w:r>
     </w:p>
     <w:p>
@@ -2069,7 +2082,7 @@
           <w:color w:val="1F2A44"/>
           <w:sz w:val="20"/>
         </w:rPr>
-        <w:t>Before starting U3: close the single gap — add the product UoM-governance fields (default sell unit / purchase unit / sell_mode / allow_fractional) to the product form behind uom.manage. It is additive, uses existing columns, and is required for U3's per-product sell-unit rules to be configurable. Everything else multi-UoM is correctly exposed or is the next planned workstream. Nothing IMPLEMENTED is improperly hidden except that one configuration surface.</w:t>
+        <w:t>The single configuration gap is CLOSED: product UoM-governance (default sell unit / purchase unit / sell_mode / allow_fractional) is now in the product form behind uom.manage. Every IMPLEMENTED multi-UoM capability is exposed across backend → API → UI → nav → permission, with mobile config via the More drawer. The only remaining un-exposed items are the sell-by-UoM picker (U3) and FMCG buy-by-UoM (U4) — the planned next workstreams. Proceeding to U3.</w:t>
       </w:r>
     </w:p>
     <w:sectPr>
